--- a/tutos/08_Aide_admin_Finances.docx
+++ b/tutos/08_Aide_admin_Finances.docx
@@ -4,69 +4,80 @@
   <w:body>
     <w:tbl>
       <w:tblPr>
-        <w:tblW w:type="auto" w:w="0"/>
+        <w:tblW w:w="0" w:type="auto"/>
         <w:jc w:val="center"/>
         <w:tblLayout w:type="fixed"/>
-        <w:tblLook w:firstColumn="1" w:firstRow="1" w:lastColumn="0" w:lastRow="0" w:noHBand="0" w:noVBand="1" w:val="04A0"/>
+        <w:tblLook w:val="04A0" w:firstRow="1" w:lastRow="0" w:firstColumn="1" w:lastColumn="0" w:noHBand="0" w:noVBand="1"/>
       </w:tblPr>
       <w:tblGrid>
         <w:gridCol w:w="10596"/>
       </w:tblGrid>
       <w:tr>
+        <w:trPr>
+          <w:jc w:val="center"/>
+        </w:trPr>
         <w:tc>
           <w:tcPr>
-            <w:tcW w:type="dxa" w:w="10596"/>
-            <w:shd w:fill="EFF5FB" w:color="auto"/>
+            <w:tcW w:w="10596" w:type="dxa"/>
+            <w:tcBorders>
+              <w:top w:val="nil"/>
+              <w:left w:val="single" w:sz="22" w:space="0" w:color="296FA8"/>
+              <w:bottom w:val="nil"/>
+              <w:right w:val="nil"/>
+            </w:tcBorders>
+            <w:shd w:val="clear" w:color="auto" w:fill="EFF5FB"/>
             <w:tcMar>
               <w:top w:w="80" w:type="dxa"/>
-              <w:start w:w="120" w:type="dxa"/>
+              <w:left w:w="120" w:type="dxa"/>
               <w:bottom w:w="80" w:type="dxa"/>
-              <w:end w:w="120" w:type="dxa"/>
+              <w:right w:w="120" w:type="dxa"/>
             </w:tcMar>
-            <w:tcBorders>
-              <w:left w:val="single" w:sz="22" w:color="296FA8"/>
-              <w:top w:val="nil"/>
-              <w:right w:val="nil"/>
-              <w:bottom w:val="nil"/>
-            </w:tcBorders>
           </w:tcPr>
           <w:p>
             <w:pPr>
-              <w:spacing w:before="0" w:after="40" w:line="240" w:lineRule="auto"/>
+              <w:spacing w:after="40" w:line="240" w:lineRule="auto"/>
+              <w:rPr>
+                <w:lang w:val="fr-FR"/>
+              </w:rPr>
             </w:pPr>
             <w:r>
               <w:rPr>
-                <w:rFonts w:ascii="Liberation Sans" w:hAnsi="Liberation Sans" w:eastAsia="Liberation Sans"/>
                 <w:b/>
                 <w:color w:val="296FA8"/>
                 <w:sz w:val="16"/>
+                <w:lang w:val="fr-FR"/>
               </w:rPr>
               <w:t>ASSOLUTIONS  ·  AIDE ADMINISTRATEUR</w:t>
             </w:r>
           </w:p>
           <w:p>
             <w:pPr>
-              <w:spacing w:before="0" w:after="40" w:line="240" w:lineRule="auto"/>
+              <w:spacing w:after="40" w:line="240" w:lineRule="auto"/>
+              <w:rPr>
+                <w:lang w:val="fr-FR"/>
+              </w:rPr>
             </w:pPr>
             <w:r>
               <w:rPr>
-                <w:rFonts w:ascii="Liberation Sans" w:hAnsi="Liberation Sans" w:eastAsia="Liberation Sans"/>
                 <w:b/>
-                <w:color w:val="363636"/>
                 <w:sz w:val="38"/>
+                <w:lang w:val="fr-FR"/>
               </w:rPr>
               <w:t>Gérer les finances</w:t>
             </w:r>
           </w:p>
           <w:p>
             <w:pPr>
-              <w:spacing w:before="0" w:after="0" w:line="252" w:lineRule="auto"/>
+              <w:spacing w:after="0" w:line="252" w:lineRule="auto"/>
+              <w:rPr>
+                <w:lang w:val="fr-FR"/>
+              </w:rPr>
             </w:pPr>
             <w:r>
               <w:rPr>
-                <w:rFonts w:ascii="Liberation Sans" w:hAnsi="Liberation Sans" w:eastAsia="Liberation Sans"/>
                 <w:color w:val="7A7A7A"/>
                 <w:sz w:val="20"/>
+                <w:lang w:val="fr-FR"/>
               </w:rPr>
               <w:t>Suivre le budget, les flux financiers, les opérations et les comptes bancaires.</w:t>
             </w:r>
@@ -77,14 +88,15 @@
     <w:p>
       <w:pPr>
         <w:spacing w:after="0"/>
+        <w:rPr>
+          <w:lang w:val="fr-FR"/>
+        </w:rPr>
       </w:pPr>
     </w:p>
     <w:tbl>
       <w:tblPr>
-        <w:tblW w:type="auto" w:w="0"/>
+        <w:tblW w:w="0" w:type="auto"/>
         <w:jc w:val="center"/>
-        <w:tblLayout w:type="fixed"/>
-        <w:tblLook w:firstColumn="1" w:firstRow="1" w:lastColumn="0" w:lastRow="0" w:noHBand="0" w:noVBand="1" w:val="04A0"/>
         <w:tblBorders>
           <w:top w:val="single" w:sz="5" w:space="0" w:color="DBDBDB"/>
           <w:left w:val="single" w:sz="5" w:space="0" w:color="DBDBDB"/>
@@ -93,46 +105,55 @@
           <w:insideH w:val="single" w:sz="5" w:space="0" w:color="DBDBDB"/>
           <w:insideV w:val="single" w:sz="5" w:space="0" w:color="DBDBDB"/>
         </w:tblBorders>
+        <w:tblLayout w:type="fixed"/>
+        <w:tblLook w:val="04A0" w:firstRow="1" w:lastRow="0" w:firstColumn="1" w:lastColumn="0" w:noHBand="0" w:noVBand="1"/>
       </w:tblPr>
       <w:tblGrid>
-        <w:gridCol w:w="5298"/>
-        <w:gridCol w:w="5298"/>
+        <w:gridCol w:w="4649"/>
+        <w:gridCol w:w="4649"/>
       </w:tblGrid>
       <w:tr>
+        <w:trPr>
+          <w:jc w:val="center"/>
+        </w:trPr>
         <w:tc>
           <w:tcPr>
-            <w:tcW w:type="dxa" w:w="4649"/>
-            <w:shd w:fill="EFF5FB" w:color="auto"/>
+            <w:tcW w:w="4649" w:type="dxa"/>
+            <w:shd w:val="clear" w:color="auto" w:fill="EFF5FB"/>
             <w:tcMar>
               <w:top w:w="70" w:type="dxa"/>
-              <w:start w:w="100" w:type="dxa"/>
+              <w:left w:w="100" w:type="dxa"/>
               <w:bottom w:w="70" w:type="dxa"/>
-              <w:end w:w="100" w:type="dxa"/>
+              <w:right w:w="100" w:type="dxa"/>
             </w:tcMar>
           </w:tcPr>
           <w:p>
             <w:pPr>
-              <w:spacing w:before="0" w:after="40" w:line="264" w:lineRule="auto"/>
+              <w:spacing w:after="40" w:line="264" w:lineRule="auto"/>
+              <w:rPr>
+                <w:lang w:val="fr-FR"/>
+              </w:rPr>
             </w:pPr>
             <w:r>
               <w:rPr>
-                <w:rFonts w:ascii="Liberation Sans" w:hAnsi="Liberation Sans" w:eastAsia="Liberation Sans"/>
                 <w:b/>
                 <w:color w:val="296FA8"/>
                 <w:sz w:val="20"/>
+                <w:lang w:val="fr-FR"/>
               </w:rPr>
               <w:t>À quoi ça sert ?</w:t>
             </w:r>
           </w:p>
           <w:p>
             <w:pPr>
-              <w:spacing w:before="0" w:after="0" w:line="264" w:lineRule="auto"/>
+              <w:spacing w:after="0" w:line="264" w:lineRule="auto"/>
+              <w:rPr>
+                <w:lang w:val="fr-FR"/>
+              </w:rPr>
             </w:pPr>
             <w:r>
               <w:rPr>
-                <w:rFonts w:ascii="Liberation Sans" w:hAnsi="Liberation Sans" w:eastAsia="Liberation Sans"/>
-                <w:color w:val="363636"/>
-                <w:sz w:val="18"/>
+                <w:lang w:val="fr-FR"/>
               </w:rPr>
               <w:t>Le module Finances regroupe le tableau de bord, le budget, les flux financiers et les opérations qui décrivent l’activité économique du club.</w:t>
             </w:r>
@@ -140,38 +161,42 @@
         </w:tc>
         <w:tc>
           <w:tcPr>
-            <w:tcW w:type="dxa" w:w="4649"/>
-            <w:shd w:fill="EFFAF5" w:color="auto"/>
+            <w:tcW w:w="4649" w:type="dxa"/>
+            <w:shd w:val="clear" w:color="auto" w:fill="EFFAF5"/>
             <w:tcMar>
               <w:top w:w="70" w:type="dxa"/>
-              <w:start w:w="100" w:type="dxa"/>
+              <w:left w:w="100" w:type="dxa"/>
               <w:bottom w:w="70" w:type="dxa"/>
-              <w:end w:w="100" w:type="dxa"/>
+              <w:right w:w="100" w:type="dxa"/>
             </w:tcMar>
           </w:tcPr>
           <w:p>
             <w:pPr>
-              <w:spacing w:before="0" w:after="40" w:line="264" w:lineRule="auto"/>
+              <w:spacing w:after="40" w:line="264" w:lineRule="auto"/>
+              <w:rPr>
+                <w:lang w:val="fr-FR"/>
+              </w:rPr>
             </w:pPr>
             <w:r>
               <w:rPr>
-                <w:rFonts w:ascii="Liberation Sans" w:hAnsi="Liberation Sans" w:eastAsia="Liberation Sans"/>
                 <w:b/>
                 <w:color w:val="008C7A"/>
                 <w:sz w:val="20"/>
+                <w:lang w:val="fr-FR"/>
               </w:rPr>
               <w:t>Pourquoi l’utiliser ?</w:t>
             </w:r>
           </w:p>
           <w:p>
             <w:pPr>
-              <w:spacing w:before="0" w:after="0" w:line="264" w:lineRule="auto"/>
+              <w:spacing w:after="0" w:line="264" w:lineRule="auto"/>
+              <w:rPr>
+                <w:lang w:val="fr-FR"/>
+              </w:rPr>
             </w:pPr>
             <w:r>
               <w:rPr>
-                <w:rFonts w:ascii="Liberation Sans" w:hAnsi="Liberation Sans" w:eastAsia="Liberation Sans"/>
-                <w:color w:val="363636"/>
-                <w:sz w:val="18"/>
+                <w:lang w:val="fr-FR"/>
               </w:rPr>
               <w:t>Il permet de passer d’une vision prévisionnelle à une vision réelle, de rattacher les mouvements aux bons objets et de suivre la trésorerie.</w:t>
             </w:r>
@@ -182,6 +207,9 @@
     <w:p>
       <w:pPr>
         <w:spacing w:after="0"/>
+        <w:rPr>
+          <w:lang w:val="fr-FR"/>
+        </w:rPr>
       </w:pPr>
     </w:p>
     <w:p>
@@ -190,9 +218,7 @@
       </w:pPr>
       <w:r>
         <w:rPr>
-          <w:rFonts w:ascii="Liberation Sans" w:hAnsi="Liberation Sans" w:eastAsia="Liberation Sans"/>
           <w:b/>
-          <w:color w:val="363636"/>
           <w:sz w:val="19"/>
         </w:rPr>
         <w:t>LES ÉTAPES</w:t>
@@ -200,10 +226,8 @@
     </w:p>
     <w:tbl>
       <w:tblPr>
-        <w:tblW w:type="auto" w:w="0"/>
+        <w:tblW w:w="0" w:type="auto"/>
         <w:jc w:val="center"/>
-        <w:tblLayout w:type="fixed"/>
-        <w:tblLook w:firstColumn="1" w:firstRow="1" w:lastColumn="0" w:lastRow="0" w:noHBand="0" w:noVBand="1" w:val="04A0"/>
         <w:tblBorders>
           <w:top w:val="single" w:sz="5" w:space="0" w:color="DBDBDB"/>
           <w:left w:val="single" w:sz="5" w:space="0" w:color="DBDBDB"/>
@@ -212,35 +236,38 @@
           <w:insideH w:val="single" w:sz="5" w:space="0" w:color="DBDBDB"/>
           <w:insideV w:val="single" w:sz="5" w:space="0" w:color="DBDBDB"/>
         </w:tblBorders>
+        <w:tblLayout w:type="fixed"/>
+        <w:tblLook w:val="04A0" w:firstRow="1" w:lastRow="0" w:firstColumn="1" w:lastColumn="0" w:noHBand="0" w:noVBand="1"/>
       </w:tblPr>
       <w:tblGrid>
-        <w:gridCol w:w="385"/>
+        <w:gridCol w:w="386"/>
         <w:gridCol w:w="8872"/>
       </w:tblGrid>
       <w:tr>
+        <w:trPr>
+          <w:jc w:val="center"/>
+        </w:trPr>
         <w:tc>
           <w:tcPr>
-            <w:tcW w:type="dxa" w:w="386"/>
-            <w:shd w:fill="EFF5FB" w:color="auto"/>
+            <w:tcW w:w="386" w:type="dxa"/>
+            <w:shd w:val="clear" w:color="auto" w:fill="EFF5FB"/>
             <w:tcMar>
               <w:top w:w="50" w:type="dxa"/>
-              <w:start w:w="20" w:type="dxa"/>
+              <w:left w:w="20" w:type="dxa"/>
               <w:bottom w:w="50" w:type="dxa"/>
-              <w:end w:w="20" w:type="dxa"/>
+              <w:right w:w="20" w:type="dxa"/>
             </w:tcMar>
             <w:vAlign w:val="center"/>
           </w:tcPr>
           <w:p>
             <w:pPr>
-              <w:spacing w:before="0" w:after="0" w:line="240" w:lineRule="auto"/>
+              <w:spacing w:after="0" w:line="240" w:lineRule="auto"/>
               <w:jc w:val="center"/>
             </w:pPr>
             <w:r>
               <w:rPr>
-                <w:rFonts w:ascii="Liberation Sans" w:hAnsi="Liberation Sans" w:eastAsia="Liberation Sans"/>
                 <w:b/>
                 <w:color w:val="296FA8"/>
-                <w:sz w:val="18"/>
               </w:rPr>
               <w:t>1</w:t>
             </w:r>
@@ -248,33 +275,32 @@
         </w:tc>
         <w:tc>
           <w:tcPr>
-            <w:tcW w:type="dxa" w:w="8872"/>
-            <w:shd w:fill="FFFFFF" w:color="auto"/>
+            <w:tcW w:w="8872" w:type="dxa"/>
+            <w:shd w:val="clear" w:color="auto" w:fill="FFFFFF"/>
             <w:tcMar>
               <w:top w:w="50" w:type="dxa"/>
-              <w:start w:w="70" w:type="dxa"/>
+              <w:left w:w="70" w:type="dxa"/>
               <w:bottom w:w="50" w:type="dxa"/>
-              <w:end w:w="70" w:type="dxa"/>
+              <w:right w:w="70" w:type="dxa"/>
             </w:tcMar>
           </w:tcPr>
           <w:p>
             <w:pPr>
-              <w:spacing w:before="0" w:after="0" w:line="259" w:lineRule="auto"/>
+              <w:spacing w:after="0" w:line="259" w:lineRule="auto"/>
+              <w:rPr>
+                <w:lang w:val="fr-FR"/>
+              </w:rPr>
             </w:pPr>
             <w:r>
               <w:rPr>
-                <w:rFonts w:ascii="Liberation Sans" w:hAnsi="Liberation Sans" w:eastAsia="Liberation Sans"/>
                 <w:b/>
-                <w:color w:val="363636"/>
-                <w:sz w:val="18"/>
+                <w:lang w:val="fr-FR"/>
               </w:rPr>
               <w:t xml:space="preserve">Ouvrir « Tableau finance » — </w:t>
             </w:r>
             <w:r>
               <w:rPr>
-                <w:rFonts w:ascii="Liberation Sans" w:hAnsi="Liberation Sans" w:eastAsia="Liberation Sans"/>
-                <w:color w:val="363636"/>
-                <w:sz w:val="18"/>
+                <w:lang w:val="fr-FR"/>
               </w:rPr>
               <w:t>commencez par la vue synthétique de la saison consultée.</w:t>
             </w:r>
@@ -282,29 +308,30 @@
         </w:tc>
       </w:tr>
       <w:tr>
+        <w:trPr>
+          <w:jc w:val="center"/>
+        </w:trPr>
         <w:tc>
           <w:tcPr>
-            <w:tcW w:type="dxa" w:w="386"/>
-            <w:shd w:fill="EFFAF5" w:color="auto"/>
+            <w:tcW w:w="386" w:type="dxa"/>
+            <w:shd w:val="clear" w:color="auto" w:fill="EFFAF5"/>
             <w:tcMar>
               <w:top w:w="50" w:type="dxa"/>
-              <w:start w:w="20" w:type="dxa"/>
+              <w:left w:w="20" w:type="dxa"/>
               <w:bottom w:w="50" w:type="dxa"/>
-              <w:end w:w="20" w:type="dxa"/>
+              <w:right w:w="20" w:type="dxa"/>
             </w:tcMar>
             <w:vAlign w:val="center"/>
           </w:tcPr>
           <w:p>
             <w:pPr>
-              <w:spacing w:before="0" w:after="0" w:line="240" w:lineRule="auto"/>
+              <w:spacing w:after="0" w:line="240" w:lineRule="auto"/>
               <w:jc w:val="center"/>
             </w:pPr>
             <w:r>
               <w:rPr>
-                <w:rFonts w:ascii="Liberation Sans" w:hAnsi="Liberation Sans" w:eastAsia="Liberation Sans"/>
                 <w:b/>
                 <w:color w:val="008C7A"/>
-                <w:sz w:val="18"/>
               </w:rPr>
               <w:t>2</w:t>
             </w:r>
@@ -312,33 +339,32 @@
         </w:tc>
         <w:tc>
           <w:tcPr>
-            <w:tcW w:type="dxa" w:w="8872"/>
-            <w:shd w:fill="FFFFFF" w:color="auto"/>
+            <w:tcW w:w="8872" w:type="dxa"/>
+            <w:shd w:val="clear" w:color="auto" w:fill="FFFFFF"/>
             <w:tcMar>
               <w:top w:w="50" w:type="dxa"/>
-              <w:start w:w="70" w:type="dxa"/>
+              <w:left w:w="70" w:type="dxa"/>
               <w:bottom w:w="50" w:type="dxa"/>
-              <w:end w:w="70" w:type="dxa"/>
+              <w:right w:w="70" w:type="dxa"/>
             </w:tcMar>
           </w:tcPr>
           <w:p>
             <w:pPr>
-              <w:spacing w:before="0" w:after="0" w:line="259" w:lineRule="auto"/>
+              <w:spacing w:after="0" w:line="259" w:lineRule="auto"/>
+              <w:rPr>
+                <w:lang w:val="fr-FR"/>
+              </w:rPr>
             </w:pPr>
             <w:r>
               <w:rPr>
-                <w:rFonts w:ascii="Liberation Sans" w:hAnsi="Liberation Sans" w:eastAsia="Liberation Sans"/>
                 <w:b/>
-                <w:color w:val="363636"/>
-                <w:sz w:val="18"/>
+                <w:lang w:val="fr-FR"/>
               </w:rPr>
               <w:t xml:space="preserve">Préparer le budget — </w:t>
             </w:r>
             <w:r>
               <w:rPr>
-                <w:rFonts w:ascii="Liberation Sans" w:hAnsi="Liberation Sans" w:eastAsia="Liberation Sans"/>
-                <w:color w:val="363636"/>
-                <w:sz w:val="18"/>
+                <w:lang w:val="fr-FR"/>
               </w:rPr>
               <w:t>saisissez les recettes et dépenses prévues dans les bonnes catégories.</w:t>
             </w:r>
@@ -346,29 +372,30 @@
         </w:tc>
       </w:tr>
       <w:tr>
+        <w:trPr>
+          <w:jc w:val="center"/>
+        </w:trPr>
         <w:tc>
           <w:tcPr>
-            <w:tcW w:type="dxa" w:w="386"/>
-            <w:shd w:fill="FFFAEB" w:color="auto"/>
+            <w:tcW w:w="386" w:type="dxa"/>
+            <w:shd w:val="clear" w:color="auto" w:fill="FFFAEB"/>
             <w:tcMar>
               <w:top w:w="50" w:type="dxa"/>
-              <w:start w:w="20" w:type="dxa"/>
+              <w:left w:w="20" w:type="dxa"/>
               <w:bottom w:w="50" w:type="dxa"/>
-              <w:end w:w="20" w:type="dxa"/>
+              <w:right w:w="20" w:type="dxa"/>
             </w:tcMar>
             <w:vAlign w:val="center"/>
           </w:tcPr>
           <w:p>
             <w:pPr>
-              <w:spacing w:before="0" w:after="0" w:line="240" w:lineRule="auto"/>
+              <w:spacing w:after="0" w:line="240" w:lineRule="auto"/>
               <w:jc w:val="center"/>
             </w:pPr>
             <w:r>
               <w:rPr>
-                <w:rFonts w:ascii="Liberation Sans" w:hAnsi="Liberation Sans" w:eastAsia="Liberation Sans"/>
                 <w:b/>
                 <w:color w:val="7A5B00"/>
-                <w:sz w:val="18"/>
               </w:rPr>
               <w:t>3</w:t>
             </w:r>
@@ -376,33 +403,32 @@
         </w:tc>
         <w:tc>
           <w:tcPr>
-            <w:tcW w:type="dxa" w:w="8872"/>
-            <w:shd w:fill="FFFFFF" w:color="auto"/>
+            <w:tcW w:w="8872" w:type="dxa"/>
+            <w:shd w:val="clear" w:color="auto" w:fill="FFFFFF"/>
             <w:tcMar>
               <w:top w:w="50" w:type="dxa"/>
-              <w:start w:w="70" w:type="dxa"/>
+              <w:left w:w="70" w:type="dxa"/>
               <w:bottom w:w="50" w:type="dxa"/>
-              <w:end w:w="70" w:type="dxa"/>
+              <w:right w:w="70" w:type="dxa"/>
             </w:tcMar>
           </w:tcPr>
           <w:p>
             <w:pPr>
-              <w:spacing w:before="0" w:after="0" w:line="259" w:lineRule="auto"/>
+              <w:spacing w:after="0" w:line="259" w:lineRule="auto"/>
+              <w:rPr>
+                <w:lang w:val="fr-FR"/>
+              </w:rPr>
             </w:pPr>
             <w:r>
               <w:rPr>
-                <w:rFonts w:ascii="Liberation Sans" w:hAnsi="Liberation Sans" w:eastAsia="Liberation Sans"/>
                 <w:b/>
-                <w:color w:val="363636"/>
-                <w:sz w:val="18"/>
+                <w:lang w:val="fr-FR"/>
               </w:rPr>
               <w:t xml:space="preserve">Suivre les flux — </w:t>
             </w:r>
             <w:r>
               <w:rPr>
-                <w:rFonts w:ascii="Liberation Sans" w:hAnsi="Liberation Sans" w:eastAsia="Liberation Sans"/>
-                <w:color w:val="363636"/>
-                <w:sz w:val="18"/>
+                <w:lang w:val="fr-FR"/>
               </w:rPr>
               <w:t>qualifiez les entrées et sorties attendues ou constatées.</w:t>
             </w:r>
@@ -410,29 +436,30 @@
         </w:tc>
       </w:tr>
       <w:tr>
+        <w:trPr>
+          <w:jc w:val="center"/>
+        </w:trPr>
         <w:tc>
           <w:tcPr>
-            <w:tcW w:type="dxa" w:w="386"/>
-            <w:shd w:fill="EFFAF3" w:color="auto"/>
+            <w:tcW w:w="386" w:type="dxa"/>
+            <w:shd w:val="clear" w:color="auto" w:fill="EFFAF3"/>
             <w:tcMar>
               <w:top w:w="50" w:type="dxa"/>
-              <w:start w:w="20" w:type="dxa"/>
+              <w:left w:w="20" w:type="dxa"/>
               <w:bottom w:w="50" w:type="dxa"/>
-              <w:end w:w="20" w:type="dxa"/>
+              <w:right w:w="20" w:type="dxa"/>
             </w:tcMar>
             <w:vAlign w:val="center"/>
           </w:tcPr>
           <w:p>
             <w:pPr>
-              <w:spacing w:before="0" w:after="0" w:line="240" w:lineRule="auto"/>
+              <w:spacing w:after="0" w:line="240" w:lineRule="auto"/>
               <w:jc w:val="center"/>
             </w:pPr>
             <w:r>
               <w:rPr>
-                <w:rFonts w:ascii="Liberation Sans" w:hAnsi="Liberation Sans" w:eastAsia="Liberation Sans"/>
                 <w:b/>
                 <w:color w:val="257953"/>
-                <w:sz w:val="18"/>
               </w:rPr>
               <w:t>4</w:t>
             </w:r>
@@ -440,33 +467,32 @@
         </w:tc>
         <w:tc>
           <w:tcPr>
-            <w:tcW w:type="dxa" w:w="8872"/>
-            <w:shd w:fill="FFFFFF" w:color="auto"/>
+            <w:tcW w:w="8872" w:type="dxa"/>
+            <w:shd w:val="clear" w:color="auto" w:fill="FFFFFF"/>
             <w:tcMar>
               <w:top w:w="50" w:type="dxa"/>
-              <w:start w:w="70" w:type="dxa"/>
+              <w:left w:w="70" w:type="dxa"/>
               <w:bottom w:w="50" w:type="dxa"/>
-              <w:end w:w="70" w:type="dxa"/>
+              <w:right w:w="70" w:type="dxa"/>
             </w:tcMar>
           </w:tcPr>
           <w:p>
             <w:pPr>
-              <w:spacing w:before="0" w:after="0" w:line="259" w:lineRule="auto"/>
+              <w:spacing w:after="0" w:line="259" w:lineRule="auto"/>
+              <w:rPr>
+                <w:lang w:val="fr-FR"/>
+              </w:rPr>
             </w:pPr>
             <w:r>
               <w:rPr>
-                <w:rFonts w:ascii="Liberation Sans" w:hAnsi="Liberation Sans" w:eastAsia="Liberation Sans"/>
                 <w:b/>
-                <w:color w:val="363636"/>
-                <w:sz w:val="18"/>
+                <w:lang w:val="fr-FR"/>
               </w:rPr>
               <w:t xml:space="preserve">Gérer les opérations — </w:t>
             </w:r>
             <w:r>
               <w:rPr>
-                <w:rFonts w:ascii="Liberation Sans" w:hAnsi="Liberation Sans" w:eastAsia="Liberation Sans"/>
-                <w:color w:val="363636"/>
-                <w:sz w:val="18"/>
+                <w:lang w:val="fr-FR"/>
               </w:rPr>
               <w:t>enregistrez ou contrôlez les mouvements détaillés et leurs dates.</w:t>
             </w:r>
@@ -474,29 +500,30 @@
         </w:tc>
       </w:tr>
       <w:tr>
+        <w:trPr>
+          <w:jc w:val="center"/>
+        </w:trPr>
         <w:tc>
           <w:tcPr>
-            <w:tcW w:type="dxa" w:w="386"/>
-            <w:shd w:fill="EFF5FB" w:color="auto"/>
+            <w:tcW w:w="386" w:type="dxa"/>
+            <w:shd w:val="clear" w:color="auto" w:fill="EFF5FB"/>
             <w:tcMar>
               <w:top w:w="50" w:type="dxa"/>
-              <w:start w:w="20" w:type="dxa"/>
+              <w:left w:w="20" w:type="dxa"/>
               <w:bottom w:w="50" w:type="dxa"/>
-              <w:end w:w="20" w:type="dxa"/>
+              <w:right w:w="20" w:type="dxa"/>
             </w:tcMar>
             <w:vAlign w:val="center"/>
           </w:tcPr>
           <w:p>
             <w:pPr>
-              <w:spacing w:before="0" w:after="0" w:line="240" w:lineRule="auto"/>
+              <w:spacing w:after="0" w:line="240" w:lineRule="auto"/>
               <w:jc w:val="center"/>
             </w:pPr>
             <w:r>
               <w:rPr>
-                <w:rFonts w:ascii="Liberation Sans" w:hAnsi="Liberation Sans" w:eastAsia="Liberation Sans"/>
                 <w:b/>
                 <w:color w:val="296FA8"/>
-                <w:sz w:val="18"/>
               </w:rPr>
               <w:t>5</w:t>
             </w:r>
@@ -504,33 +531,32 @@
         </w:tc>
         <w:tc>
           <w:tcPr>
-            <w:tcW w:type="dxa" w:w="8872"/>
-            <w:shd w:fill="FFFFFF" w:color="auto"/>
+            <w:tcW w:w="8872" w:type="dxa"/>
+            <w:shd w:val="clear" w:color="auto" w:fill="FFFFFF"/>
             <w:tcMar>
               <w:top w:w="50" w:type="dxa"/>
-              <w:start w:w="70" w:type="dxa"/>
+              <w:left w:w="70" w:type="dxa"/>
               <w:bottom w:w="50" w:type="dxa"/>
-              <w:end w:w="70" w:type="dxa"/>
+              <w:right w:w="70" w:type="dxa"/>
             </w:tcMar>
           </w:tcPr>
           <w:p>
             <w:pPr>
-              <w:spacing w:before="0" w:after="0" w:line="259" w:lineRule="auto"/>
+              <w:spacing w:after="0" w:line="259" w:lineRule="auto"/>
+              <w:rPr>
+                <w:lang w:val="fr-FR"/>
+              </w:rPr>
             </w:pPr>
             <w:r>
               <w:rPr>
-                <w:rFonts w:ascii="Liberation Sans" w:hAnsi="Liberation Sans" w:eastAsia="Liberation Sans"/>
                 <w:b/>
-                <w:color w:val="363636"/>
-                <w:sz w:val="18"/>
+                <w:lang w:val="fr-FR"/>
               </w:rPr>
               <w:t xml:space="preserve">Vérifier les comptes bancaires — </w:t>
             </w:r>
             <w:r>
               <w:rPr>
-                <w:rFonts w:ascii="Liberation Sans" w:hAnsi="Liberation Sans" w:eastAsia="Liberation Sans"/>
-                <w:color w:val="363636"/>
-                <w:sz w:val="18"/>
+                <w:lang w:val="fr-FR"/>
               </w:rPr>
               <w:t>utilisez le bon compte pour assurer un suivi cohérent de la trésorerie.</w:t>
             </w:r>
@@ -541,66 +567,298 @@
     <w:p>
       <w:pPr>
         <w:spacing w:after="0"/>
+        <w:rPr>
+          <w:lang w:val="fr-FR"/>
+        </w:rPr>
       </w:pPr>
     </w:p>
     <w:tbl>
       <w:tblPr>
-        <w:tblW w:type="auto" w:w="0"/>
+        <w:tblW w:w="0" w:type="auto"/>
         <w:jc w:val="center"/>
         <w:tblLayout w:type="fixed"/>
-        <w:tblLook w:firstColumn="1" w:firstRow="1" w:lastColumn="0" w:lastRow="0" w:noHBand="0" w:noVBand="1" w:val="04A0"/>
+        <w:tblLook w:val="04A0" w:firstRow="1" w:lastRow="0" w:firstColumn="1" w:lastColumn="0" w:noHBand="0" w:noVBand="1"/>
       </w:tblPr>
       <w:tblGrid>
         <w:gridCol w:w="10596"/>
       </w:tblGrid>
       <w:tr>
         <w:trPr>
-          <w:trHeight w:val="1360" w:hRule="atLeast"/>
+          <w:trHeight w:val="1360"/>
+          <w:jc w:val="center"/>
         </w:trPr>
         <w:tc>
           <w:tcPr>
-            <w:tcW w:type="dxa" w:w="10596"/>
-            <w:shd w:fill="FAFAFA" w:color="auto"/>
+            <w:tcW w:w="10596" w:type="dxa"/>
+            <w:tcBorders>
+              <w:top w:val="dashed" w:sz="9" w:space="0" w:color="DBDBDB"/>
+              <w:left w:val="dashed" w:sz="9" w:space="0" w:color="DBDBDB"/>
+              <w:bottom w:val="dashed" w:sz="9" w:space="0" w:color="DBDBDB"/>
+              <w:right w:val="dashed" w:sz="9" w:space="0" w:color="DBDBDB"/>
+            </w:tcBorders>
+            <w:shd w:val="clear" w:color="auto" w:fill="FAFAFA"/>
             <w:tcMar>
               <w:top w:w="140" w:type="dxa"/>
-              <w:start w:w="90" w:type="dxa"/>
+              <w:left w:w="90" w:type="dxa"/>
               <w:bottom w:w="140" w:type="dxa"/>
-              <w:end w:w="90" w:type="dxa"/>
+              <w:right w:w="90" w:type="dxa"/>
             </w:tcMar>
-            <w:tcBorders>
-              <w:left w:val="dashed" w:sz="9" w:color="DBDBDB"/>
-              <w:top w:val="dashed" w:sz="9" w:color="DBDBDB"/>
-              <w:right w:val="dashed" w:sz="9" w:color="DBDBDB"/>
-              <w:bottom w:val="dashed" w:sz="9" w:color="DBDBDB"/>
-            </w:tcBorders>
           </w:tcPr>
           <w:p>
             <w:pPr>
-              <w:spacing w:before="0" w:after="40" w:line="240" w:lineRule="auto"/>
+              <w:spacing w:after="40" w:line="240" w:lineRule="auto"/>
               <w:jc w:val="center"/>
+              <w:rPr>
+                <w:b/>
+                <w:color w:val="7A7A7A"/>
+                <w:lang w:val="fr-FR"/>
+              </w:rPr>
             </w:pPr>
             <w:r>
               <w:rPr>
-                <w:rFonts w:ascii="Liberation Sans" w:hAnsi="Liberation Sans" w:eastAsia="Liberation Sans"/>
                 <w:b/>
                 <w:color w:val="7A7A7A"/>
-                <w:sz w:val="18"/>
+                <w:lang w:val="fr-FR"/>
               </w:rPr>
-              <w:t>CAPTURE D’ÉCRAN À INSÉRER</w:t>
+              <w:t xml:space="preserve">Vue </w:t>
+            </w:r>
+            <w:r>
+              <w:rPr>
+                <w:b/>
+                <w:color w:val="7A7A7A"/>
+                <w:lang w:val="fr-FR"/>
+              </w:rPr>
+              <w:t>Tableau de bord : budget / flux financiers</w:t>
+            </w:r>
+            <w:r>
+              <w:rPr>
+                <w:b/>
+                <w:color w:val="7A7A7A"/>
+                <w:lang w:val="fr-FR"/>
+              </w:rPr>
+              <w:t xml:space="preserve"> </w:t>
             </w:r>
           </w:p>
           <w:p>
             <w:pPr>
-              <w:spacing w:before="0" w:after="0" w:line="240" w:lineRule="auto"/>
+              <w:spacing w:after="40" w:line="240" w:lineRule="auto"/>
               <w:jc w:val="center"/>
+              <w:rPr>
+                <w:b/>
+                <w:color w:val="7A7A7A"/>
+                <w:lang w:val="fr-FR"/>
+              </w:rPr>
             </w:pPr>
             <w:r>
               <w:rPr>
-                <w:rFonts w:ascii="Liberation Sans" w:hAnsi="Liberation Sans" w:eastAsia="Liberation Sans"/>
+                <w:b/>
                 <w:color w:val="7A7A7A"/>
-                <w:sz w:val="17"/>
+                <w:lang w:val="fr-FR"/>
               </w:rPr>
-              <w:t>Tableau de bord financier ou vue Budget</w:t>
+              <w:drawing>
+                <wp:inline distT="0" distB="0" distL="0" distR="0" wp14:anchorId="3FF8F1D8" wp14:editId="4C62CF93">
+                  <wp:extent cx="6614160" cy="3128010"/>
+                  <wp:effectExtent l="0" t="0" r="0" b="0"/>
+                  <wp:docPr id="865220025" name="Image 1"/>
+                  <wp:cNvGraphicFramePr>
+                    <a:graphicFrameLocks xmlns:a="http://schemas.openxmlformats.org/drawingml/2006/main" noChangeAspect="1"/>
+                  </wp:cNvGraphicFramePr>
+                  <a:graphic xmlns:a="http://schemas.openxmlformats.org/drawingml/2006/main">
+                    <a:graphicData uri="http://schemas.openxmlformats.org/drawingml/2006/picture">
+                      <pic:pic xmlns:pic="http://schemas.openxmlformats.org/drawingml/2006/picture">
+                        <pic:nvPicPr>
+                          <pic:cNvPr id="865220025" name=""/>
+                          <pic:cNvPicPr/>
+                        </pic:nvPicPr>
+                        <pic:blipFill>
+                          <a:blip r:embed="rId8"/>
+                          <a:stretch>
+                            <a:fillRect/>
+                          </a:stretch>
+                        </pic:blipFill>
+                        <pic:spPr>
+                          <a:xfrm>
+                            <a:off x="0" y="0"/>
+                            <a:ext cx="6614160" cy="3128010"/>
+                          </a:xfrm>
+                          <a:prstGeom prst="rect">
+                            <a:avLst/>
+                          </a:prstGeom>
+                        </pic:spPr>
+                      </pic:pic>
+                    </a:graphicData>
+                  </a:graphic>
+                </wp:inline>
+              </w:drawing>
+            </w:r>
+          </w:p>
+          <w:p>
+            <w:pPr>
+              <w:spacing w:after="40" w:line="240" w:lineRule="auto"/>
+              <w:jc w:val="center"/>
+              <w:rPr>
+                <w:lang w:val="fr-FR"/>
+              </w:rPr>
+            </w:pPr>
+            <w:r>
+              <w:rPr>
+                <w:b/>
+                <w:color w:val="7A7A7A"/>
+                <w:lang w:val="fr-FR"/>
+              </w:rPr>
+              <w:t xml:space="preserve">Vue </w:t>
+            </w:r>
+            <w:r>
+              <w:rPr>
+                <w:b/>
+                <w:color w:val="7A7A7A"/>
+                <w:lang w:val="fr-FR"/>
+              </w:rPr>
+              <w:t>Budget</w:t>
+            </w:r>
+            <w:r>
+              <w:rPr>
+                <w:b/>
+                <w:color w:val="7A7A7A"/>
+                <w:lang w:val="fr-FR"/>
+              </w:rPr>
+              <w:t xml:space="preserve"> </w:t>
+            </w:r>
+          </w:p>
+          <w:p>
+            <w:pPr>
+              <w:spacing w:after="40" w:line="240" w:lineRule="auto"/>
+              <w:jc w:val="center"/>
+              <w:rPr>
+                <w:b/>
+                <w:color w:val="7A7A7A"/>
+                <w:lang w:val="fr-FR"/>
+              </w:rPr>
+            </w:pPr>
+            <w:r>
+              <w:rPr>
+                <w:b/>
+                <w:color w:val="7A7A7A"/>
+                <w:lang w:val="fr-FR"/>
+              </w:rPr>
+              <w:drawing>
+                <wp:inline distT="0" distB="0" distL="0" distR="0" wp14:anchorId="0AEE9BAC" wp14:editId="7ED6DD0A">
+                  <wp:extent cx="6614160" cy="2436495"/>
+                  <wp:effectExtent l="0" t="0" r="0" b="1905"/>
+                  <wp:docPr id="1627963297" name="Image 1"/>
+                  <wp:cNvGraphicFramePr>
+                    <a:graphicFrameLocks xmlns:a="http://schemas.openxmlformats.org/drawingml/2006/main" noChangeAspect="1"/>
+                  </wp:cNvGraphicFramePr>
+                  <a:graphic xmlns:a="http://schemas.openxmlformats.org/drawingml/2006/main">
+                    <a:graphicData uri="http://schemas.openxmlformats.org/drawingml/2006/picture">
+                      <pic:pic xmlns:pic="http://schemas.openxmlformats.org/drawingml/2006/picture">
+                        <pic:nvPicPr>
+                          <pic:cNvPr id="1627963297" name=""/>
+                          <pic:cNvPicPr/>
+                        </pic:nvPicPr>
+                        <pic:blipFill>
+                          <a:blip r:embed="rId9"/>
+                          <a:stretch>
+                            <a:fillRect/>
+                          </a:stretch>
+                        </pic:blipFill>
+                        <pic:spPr>
+                          <a:xfrm>
+                            <a:off x="0" y="0"/>
+                            <a:ext cx="6614160" cy="2436495"/>
+                          </a:xfrm>
+                          <a:prstGeom prst="rect">
+                            <a:avLst/>
+                          </a:prstGeom>
+                        </pic:spPr>
+                      </pic:pic>
+                    </a:graphicData>
+                  </a:graphic>
+                </wp:inline>
+              </w:drawing>
+            </w:r>
+          </w:p>
+          <w:p>
+            <w:pPr>
+              <w:spacing w:after="40" w:line="240" w:lineRule="auto"/>
+              <w:jc w:val="center"/>
+              <w:rPr>
+                <w:lang w:val="fr-FR"/>
+              </w:rPr>
+            </w:pPr>
+            <w:r>
+              <w:rPr>
+                <w:b/>
+                <w:color w:val="7A7A7A"/>
+                <w:lang w:val="fr-FR"/>
+              </w:rPr>
+              <w:lastRenderedPageBreak/>
+              <w:t xml:space="preserve">Vue </w:t>
+            </w:r>
+            <w:r>
+              <w:rPr>
+                <w:b/>
+                <w:color w:val="7A7A7A"/>
+                <w:lang w:val="fr-FR"/>
+              </w:rPr>
+              <w:t>Flux Financiers</w:t>
+            </w:r>
+            <w:r>
+              <w:rPr>
+                <w:b/>
+                <w:color w:val="7A7A7A"/>
+                <w:lang w:val="fr-FR"/>
+              </w:rPr>
+              <w:t xml:space="preserve"> </w:t>
+            </w:r>
+          </w:p>
+          <w:p>
+            <w:pPr>
+              <w:spacing w:after="40" w:line="240" w:lineRule="auto"/>
+              <w:jc w:val="center"/>
+              <w:rPr>
+                <w:lang w:val="fr-FR"/>
+              </w:rPr>
+            </w:pPr>
+            <w:r>
+              <w:rPr>
+                <w:lang w:val="fr-FR"/>
+              </w:rPr>
+              <w:drawing>
+                <wp:inline distT="0" distB="0" distL="0" distR="0" wp14:anchorId="448811C6" wp14:editId="331EBE29">
+                  <wp:extent cx="6614160" cy="2519680"/>
+                  <wp:effectExtent l="0" t="0" r="0" b="0"/>
+                  <wp:docPr id="595275419" name="Image 1"/>
+                  <wp:cNvGraphicFramePr>
+                    <a:graphicFrameLocks xmlns:a="http://schemas.openxmlformats.org/drawingml/2006/main" noChangeAspect="1"/>
+                  </wp:cNvGraphicFramePr>
+                  <a:graphic xmlns:a="http://schemas.openxmlformats.org/drawingml/2006/main">
+                    <a:graphicData uri="http://schemas.openxmlformats.org/drawingml/2006/picture">
+                      <pic:pic xmlns:pic="http://schemas.openxmlformats.org/drawingml/2006/picture">
+                        <pic:nvPicPr>
+                          <pic:cNvPr id="595275419" name=""/>
+                          <pic:cNvPicPr/>
+                        </pic:nvPicPr>
+                        <pic:blipFill>
+                          <a:blip r:embed="rId10"/>
+                          <a:stretch>
+                            <a:fillRect/>
+                          </a:stretch>
+                        </pic:blipFill>
+                        <pic:spPr>
+                          <a:xfrm>
+                            <a:off x="0" y="0"/>
+                            <a:ext cx="6614160" cy="2519680"/>
+                          </a:xfrm>
+                          <a:prstGeom prst="rect">
+                            <a:avLst/>
+                          </a:prstGeom>
+                        </pic:spPr>
+                      </pic:pic>
+                    </a:graphicData>
+                  </a:graphic>
+                </wp:inline>
+              </w:drawing>
             </w:r>
           </w:p>
         </w:tc>
@@ -609,6 +867,9 @@
     <w:p>
       <w:pPr>
         <w:spacing w:after="0"/>
+        <w:rPr>
+          <w:lang w:val="fr-FR"/>
+        </w:rPr>
       </w:pPr>
     </w:p>
     <w:p>
@@ -617,9 +878,7 @@
       </w:pPr>
       <w:r>
         <w:rPr>
-          <w:rFonts w:ascii="Liberation Sans" w:hAnsi="Liberation Sans" w:eastAsia="Liberation Sans"/>
           <w:b/>
-          <w:color w:val="363636"/>
           <w:sz w:val="19"/>
         </w:rPr>
         <w:t>LES PRINCIPAUX CAS</w:t>
@@ -627,149 +886,181 @@
     </w:p>
     <w:tbl>
       <w:tblPr>
-        <w:tblW w:type="auto" w:w="0"/>
+        <w:tblW w:w="0" w:type="auto"/>
         <w:jc w:val="center"/>
         <w:tblLayout w:type="fixed"/>
-        <w:tblLook w:firstColumn="1" w:firstRow="1" w:lastColumn="0" w:lastRow="0" w:noHBand="0" w:noVBand="1" w:val="04A0"/>
+        <w:tblLook w:val="04A0" w:firstRow="1" w:lastRow="0" w:firstColumn="1" w:lastColumn="0" w:noHBand="0" w:noVBand="1"/>
       </w:tblPr>
       <w:tblGrid>
         <w:gridCol w:w="10596"/>
       </w:tblGrid>
       <w:tr>
+        <w:trPr>
+          <w:jc w:val="center"/>
+        </w:trPr>
         <w:tc>
           <w:tcPr>
-            <w:tcW w:type="dxa" w:w="10596"/>
-            <w:shd w:fill="EFF5FB" w:color="auto"/>
+            <w:tcW w:w="10596" w:type="dxa"/>
+            <w:tcBorders>
+              <w:top w:val="nil"/>
+              <w:left w:val="single" w:sz="15" w:space="0" w:color="296FA8"/>
+              <w:bottom w:val="nil"/>
+              <w:right w:val="nil"/>
+            </w:tcBorders>
+            <w:shd w:val="clear" w:color="auto" w:fill="EFF5FB"/>
             <w:tcMar>
               <w:top w:w="45" w:type="dxa"/>
-              <w:start w:w="80" w:type="dxa"/>
+              <w:left w:w="80" w:type="dxa"/>
               <w:bottom w:w="45" w:type="dxa"/>
-              <w:end w:w="80" w:type="dxa"/>
+              <w:right w:w="80" w:type="dxa"/>
             </w:tcMar>
-            <w:tcBorders>
-              <w:left w:val="single" w:sz="15" w:color="296FA8"/>
-              <w:top w:val="nil"/>
-              <w:right w:val="nil"/>
-              <w:bottom w:val="nil"/>
-            </w:tcBorders>
           </w:tcPr>
           <w:p>
             <w:pPr>
-              <w:spacing w:before="0" w:after="20" w:line="250" w:lineRule="auto"/>
+              <w:spacing w:after="20" w:line="250" w:lineRule="auto"/>
+              <w:rPr>
+                <w:lang w:val="fr-FR"/>
+              </w:rPr>
             </w:pPr>
             <w:r>
               <w:rPr>
-                <w:rFonts w:ascii="Liberation Sans" w:hAnsi="Liberation Sans" w:eastAsia="Liberation Sans"/>
                 <w:b/>
-                <w:color w:val="363636"/>
-                <w:sz w:val="18"/>
+                <w:lang w:val="fr-FR"/>
               </w:rPr>
               <w:t>Prévisionnel</w:t>
             </w:r>
           </w:p>
           <w:p>
             <w:pPr>
-              <w:spacing w:before="0" w:after="0" w:line="252" w:lineRule="auto"/>
+              <w:spacing w:after="0" w:line="252" w:lineRule="auto"/>
+              <w:rPr>
+                <w:lang w:val="fr-FR"/>
+              </w:rPr>
             </w:pPr>
             <w:r>
               <w:rPr>
-                <w:rFonts w:ascii="Liberation Sans" w:hAnsi="Liberation Sans" w:eastAsia="Liberation Sans"/>
-                <w:color w:val="363636"/>
                 <w:sz w:val="17"/>
+                <w:lang w:val="fr-FR"/>
               </w:rPr>
               <w:t>Le budget décrit ce qui est prévu sur la saison et sert de référence au pilotage.</w:t>
+            </w:r>
+            <w:r>
+              <w:rPr>
+                <w:sz w:val="17"/>
+                <w:lang w:val="fr-FR"/>
+              </w:rPr>
+              <w:t xml:space="preserve"> Il est possible d’établir plusieurs scénarios.</w:t>
             </w:r>
           </w:p>
         </w:tc>
       </w:tr>
       <w:tr>
+        <w:trPr>
+          <w:jc w:val="center"/>
+        </w:trPr>
         <w:tc>
           <w:tcPr>
-            <w:tcW w:type="dxa" w:w="10596"/>
-            <w:shd w:fill="EFFAF5" w:color="auto"/>
+            <w:tcW w:w="10596" w:type="dxa"/>
+            <w:tcBorders>
+              <w:top w:val="nil"/>
+              <w:left w:val="single" w:sz="15" w:space="0" w:color="008C7A"/>
+              <w:bottom w:val="nil"/>
+              <w:right w:val="nil"/>
+            </w:tcBorders>
+            <w:shd w:val="clear" w:color="auto" w:fill="EFFAF5"/>
             <w:tcMar>
               <w:top w:w="45" w:type="dxa"/>
-              <w:start w:w="80" w:type="dxa"/>
+              <w:left w:w="80" w:type="dxa"/>
               <w:bottom w:w="45" w:type="dxa"/>
-              <w:end w:w="80" w:type="dxa"/>
+              <w:right w:w="80" w:type="dxa"/>
             </w:tcMar>
-            <w:tcBorders>
-              <w:left w:val="single" w:sz="15" w:color="008C7A"/>
-              <w:top w:val="nil"/>
-              <w:right w:val="nil"/>
-              <w:bottom w:val="nil"/>
-            </w:tcBorders>
           </w:tcPr>
           <w:p>
             <w:pPr>
-              <w:spacing w:before="0" w:after="20" w:line="250" w:lineRule="auto"/>
+              <w:spacing w:after="20" w:line="250" w:lineRule="auto"/>
+              <w:rPr>
+                <w:lang w:val="fr-FR"/>
+              </w:rPr>
             </w:pPr>
             <w:r>
               <w:rPr>
-                <w:rFonts w:ascii="Liberation Sans" w:hAnsi="Liberation Sans" w:eastAsia="Liberation Sans"/>
                 <w:b/>
-                <w:color w:val="363636"/>
-                <w:sz w:val="18"/>
+                <w:lang w:val="fr-FR"/>
               </w:rPr>
               <w:t>Réalisé</w:t>
             </w:r>
           </w:p>
           <w:p>
             <w:pPr>
-              <w:spacing w:before="0" w:after="0" w:line="252" w:lineRule="auto"/>
+              <w:spacing w:after="0" w:line="252" w:lineRule="auto"/>
+              <w:rPr>
+                <w:lang w:val="fr-FR"/>
+              </w:rPr>
             </w:pPr>
             <w:r>
               <w:rPr>
-                <w:rFonts w:ascii="Liberation Sans" w:hAnsi="Liberation Sans" w:eastAsia="Liberation Sans"/>
-                <w:color w:val="363636"/>
                 <w:sz w:val="17"/>
+                <w:lang w:val="fr-FR"/>
               </w:rPr>
               <w:t>Les opérations et flux permettent de suivre ce qui s’est réellement produit.</w:t>
+            </w:r>
+            <w:r>
+              <w:rPr>
+                <w:sz w:val="17"/>
+                <w:lang w:val="fr-FR"/>
+              </w:rPr>
+              <w:t xml:space="preserve"> Un comparatif est possible avec le budget pour mesurer l’écart entre le réel et le prévisionnel.</w:t>
             </w:r>
           </w:p>
         </w:tc>
       </w:tr>
       <w:tr>
+        <w:trPr>
+          <w:jc w:val="center"/>
+        </w:trPr>
         <w:tc>
           <w:tcPr>
-            <w:tcW w:type="dxa" w:w="10596"/>
-            <w:shd w:fill="FFFAEB" w:color="auto"/>
+            <w:tcW w:w="10596" w:type="dxa"/>
+            <w:tcBorders>
+              <w:top w:val="nil"/>
+              <w:left w:val="single" w:sz="15" w:space="0" w:color="7A5B00"/>
+              <w:bottom w:val="nil"/>
+              <w:right w:val="nil"/>
+            </w:tcBorders>
+            <w:shd w:val="clear" w:color="auto" w:fill="FFFAEB"/>
             <w:tcMar>
               <w:top w:w="45" w:type="dxa"/>
-              <w:start w:w="80" w:type="dxa"/>
+              <w:left w:w="80" w:type="dxa"/>
               <w:bottom w:w="45" w:type="dxa"/>
-              <w:end w:w="80" w:type="dxa"/>
+              <w:right w:w="80" w:type="dxa"/>
             </w:tcMar>
-            <w:tcBorders>
-              <w:left w:val="single" w:sz="15" w:color="7A5B00"/>
-              <w:top w:val="nil"/>
-              <w:right w:val="nil"/>
-              <w:bottom w:val="nil"/>
-            </w:tcBorders>
           </w:tcPr>
           <w:p>
             <w:pPr>
-              <w:spacing w:before="0" w:after="20" w:line="250" w:lineRule="auto"/>
+              <w:spacing w:after="20" w:line="250" w:lineRule="auto"/>
+              <w:rPr>
+                <w:lang w:val="fr-FR"/>
+              </w:rPr>
             </w:pPr>
             <w:r>
               <w:rPr>
-                <w:rFonts w:ascii="Liberation Sans" w:hAnsi="Liberation Sans" w:eastAsia="Liberation Sans"/>
                 <w:b/>
-                <w:color w:val="363636"/>
-                <w:sz w:val="18"/>
+                <w:lang w:val="fr-FR"/>
               </w:rPr>
               <w:t>Recette / dépense</w:t>
             </w:r>
           </w:p>
           <w:p>
             <w:pPr>
-              <w:spacing w:before="0" w:after="0" w:line="252" w:lineRule="auto"/>
+              <w:spacing w:after="0" w:line="252" w:lineRule="auto"/>
+              <w:rPr>
+                <w:lang w:val="fr-FR"/>
+              </w:rPr>
             </w:pPr>
             <w:r>
               <w:rPr>
-                <w:rFonts w:ascii="Liberation Sans" w:hAnsi="Liberation Sans" w:eastAsia="Liberation Sans"/>
-                <w:color w:val="363636"/>
                 <w:sz w:val="17"/>
+                <w:lang w:val="fr-FR"/>
               </w:rPr>
               <w:t>Classez les mouvements dans la bonne catégorie pour conserver des indicateurs fiables.</w:t>
             </w:r>
@@ -777,46 +1068,52 @@
         </w:tc>
       </w:tr>
       <w:tr>
+        <w:trPr>
+          <w:jc w:val="center"/>
+        </w:trPr>
         <w:tc>
           <w:tcPr>
-            <w:tcW w:type="dxa" w:w="10596"/>
-            <w:shd w:fill="EFFAF3" w:color="auto"/>
+            <w:tcW w:w="10596" w:type="dxa"/>
+            <w:tcBorders>
+              <w:top w:val="nil"/>
+              <w:left w:val="single" w:sz="15" w:space="0" w:color="257953"/>
+              <w:bottom w:val="nil"/>
+              <w:right w:val="nil"/>
+            </w:tcBorders>
+            <w:shd w:val="clear" w:color="auto" w:fill="EFFAF3"/>
             <w:tcMar>
               <w:top w:w="45" w:type="dxa"/>
-              <w:start w:w="80" w:type="dxa"/>
+              <w:left w:w="80" w:type="dxa"/>
               <w:bottom w:w="45" w:type="dxa"/>
-              <w:end w:w="80" w:type="dxa"/>
+              <w:right w:w="80" w:type="dxa"/>
             </w:tcMar>
-            <w:tcBorders>
-              <w:left w:val="single" w:sz="15" w:color="257953"/>
-              <w:top w:val="nil"/>
-              <w:right w:val="nil"/>
-              <w:bottom w:val="nil"/>
-            </w:tcBorders>
           </w:tcPr>
           <w:p>
             <w:pPr>
-              <w:spacing w:before="0" w:after="20" w:line="250" w:lineRule="auto"/>
+              <w:spacing w:after="20" w:line="250" w:lineRule="auto"/>
+              <w:rPr>
+                <w:lang w:val="fr-FR"/>
+              </w:rPr>
             </w:pPr>
             <w:r>
               <w:rPr>
-                <w:rFonts w:ascii="Liberation Sans" w:hAnsi="Liberation Sans" w:eastAsia="Liberation Sans"/>
                 <w:b/>
-                <w:color w:val="363636"/>
-                <w:sz w:val="18"/>
+                <w:lang w:val="fr-FR"/>
               </w:rPr>
               <w:t>Plusieurs comptes bancaires</w:t>
             </w:r>
           </w:p>
           <w:p>
             <w:pPr>
-              <w:spacing w:before="0" w:after="0" w:line="252" w:lineRule="auto"/>
+              <w:spacing w:after="0" w:line="252" w:lineRule="auto"/>
+              <w:rPr>
+                <w:lang w:val="fr-FR"/>
+              </w:rPr>
             </w:pPr>
             <w:r>
               <w:rPr>
-                <w:rFonts w:ascii="Liberation Sans" w:hAnsi="Liberation Sans" w:eastAsia="Liberation Sans"/>
-                <w:color w:val="363636"/>
                 <w:sz w:val="17"/>
+                <w:lang w:val="fr-FR"/>
               </w:rPr>
               <w:t>Référencez les comptes utilisés par le projet afin d’identifier correctement les mouvements.</w:t>
             </w:r>
@@ -827,54 +1124,60 @@
     <w:p>
       <w:pPr>
         <w:spacing w:after="0"/>
+        <w:rPr>
+          <w:lang w:val="fr-FR"/>
+        </w:rPr>
       </w:pPr>
     </w:p>
     <w:tbl>
       <w:tblPr>
-        <w:tblW w:type="auto" w:w="0"/>
+        <w:tblW w:w="0" w:type="auto"/>
         <w:jc w:val="center"/>
         <w:tblLayout w:type="fixed"/>
-        <w:tblLook w:firstColumn="1" w:firstRow="1" w:lastColumn="0" w:lastRow="0" w:noHBand="0" w:noVBand="1" w:val="04A0"/>
+        <w:tblLook w:val="04A0" w:firstRow="1" w:lastRow="0" w:firstColumn="1" w:lastColumn="0" w:noHBand="0" w:noVBand="1"/>
       </w:tblPr>
       <w:tblGrid>
         <w:gridCol w:w="10596"/>
       </w:tblGrid>
       <w:tr>
+        <w:trPr>
+          <w:jc w:val="center"/>
+        </w:trPr>
         <w:tc>
           <w:tcPr>
-            <w:tcW w:type="dxa" w:w="10596"/>
-            <w:shd w:fill="FFFAEB" w:color="auto"/>
+            <w:tcW w:w="10596" w:type="dxa"/>
+            <w:tcBorders>
+              <w:top w:val="nil"/>
+              <w:left w:val="single" w:sz="18" w:space="0" w:color="F4D35E"/>
+              <w:bottom w:val="nil"/>
+              <w:right w:val="nil"/>
+            </w:tcBorders>
+            <w:shd w:val="clear" w:color="auto" w:fill="FFFAEB"/>
             <w:tcMar>
               <w:top w:w="65" w:type="dxa"/>
-              <w:start w:w="90" w:type="dxa"/>
+              <w:left w:w="90" w:type="dxa"/>
               <w:bottom w:w="65" w:type="dxa"/>
-              <w:end w:w="90" w:type="dxa"/>
+              <w:right w:w="90" w:type="dxa"/>
             </w:tcMar>
-            <w:tcBorders>
-              <w:left w:val="single" w:sz="18" w:color="F4D35E"/>
-              <w:top w:val="nil"/>
-              <w:right w:val="nil"/>
-              <w:bottom w:val="nil"/>
-            </w:tcBorders>
           </w:tcPr>
           <w:p>
             <w:pPr>
-              <w:spacing w:before="0" w:after="0" w:line="259" w:lineRule="auto"/>
+              <w:spacing w:after="0" w:line="259" w:lineRule="auto"/>
+              <w:rPr>
+                <w:lang w:val="fr-FR"/>
+              </w:rPr>
             </w:pPr>
             <w:r>
               <w:rPr>
-                <w:rFonts w:ascii="Liberation Sans" w:hAnsi="Liberation Sans" w:eastAsia="Liberation Sans"/>
                 <w:b/>
                 <w:color w:val="7A5B00"/>
-                <w:sz w:val="18"/>
+                <w:lang w:val="fr-FR"/>
               </w:rPr>
               <w:t xml:space="preserve">Important  </w:t>
             </w:r>
             <w:r>
               <w:rPr>
-                <w:rFonts w:ascii="Liberation Sans" w:hAnsi="Liberation Sans" w:eastAsia="Liberation Sans"/>
-                <w:color w:val="363636"/>
-                <w:sz w:val="18"/>
+                <w:lang w:val="fr-FR"/>
               </w:rPr>
               <w:t>La qualité des tableaux dépend surtout de la régularité de saisie : mieux vaut des mouvements simples mais correctement classés qu’un suivi très détaillé incomplet.</w:t>
             </w:r>
@@ -882,8 +1185,15 @@
         </w:tc>
       </w:tr>
     </w:tbl>
+    <w:p>
+      <w:pPr>
+        <w:rPr>
+          <w:lang w:val="fr-FR"/>
+        </w:rPr>
+      </w:pPr>
+    </w:p>
     <w:sectPr>
-      <w:footerReference w:type="default" r:id="rId9"/>
+      <w:footerReference w:type="default" r:id="rId11"/>
       <w:pgSz w:w="12240" w:h="15840"/>
       <w:pgMar w:top="595" w:right="822" w:bottom="510" w:left="822" w:header="720" w:footer="283" w:gutter="0"/>
       <w:cols w:space="720"/>
@@ -923,12 +1233,10 @@
   <w:p>
     <w:pPr>
       <w:pStyle w:val="Pieddepage"/>
-      <w:spacing w:before="0" w:after="0" w:line="240" w:lineRule="auto"/>
       <w:jc w:val="right"/>
     </w:pPr>
     <w:r>
       <w:rPr>
-        <w:rFonts w:ascii="Liberation Sans" w:hAnsi="Liberation Sans" w:eastAsia="Liberation Sans"/>
         <w:color w:val="7A7A7A"/>
         <w:sz w:val="16"/>
       </w:rPr>
